--- a/📊 IPL Analysis.docx
+++ b/📊 IPL Analysis.docx
@@ -285,7 +285,7 @@
           <w:rFonts w:ascii="Times New Roman" w:hAnsi="Times New Roman" w:cs="Times New Roman"/>
         </w:rPr>
         <w:pict w14:anchorId="600C1EB9">
-          <v:rect id="_x0000_i1134" style="width:0;height:1.5pt" o:hralign="center" o:hrstd="t" o:hr="t" fillcolor="#a0a0a0" stroked="f"/>
+          <v:rect id="_x0000_i1025" style="width:0;height:1.5pt" o:hralign="center" o:hrstd="t" o:hr="t" fillcolor="#a0a0a0" stroked="f"/>
         </w:pict>
       </w:r>
     </w:p>
@@ -331,7 +331,7 @@
           <w:rFonts w:ascii="Times New Roman" w:hAnsi="Times New Roman" w:cs="Times New Roman"/>
         </w:rPr>
         <w:pict w14:anchorId="4C038C61">
-          <v:rect id="_x0000_i1135" style="width:0;height:1.5pt" o:hralign="center" o:hrstd="t" o:hr="t" fillcolor="#a0a0a0" stroked="f"/>
+          <v:rect id="_x0000_i1026" style="width:0;height:1.5pt" o:hralign="center" o:hrstd="t" o:hr="t" fillcolor="#a0a0a0" stroked="f"/>
         </w:pict>
       </w:r>
     </w:p>
@@ -689,7 +689,7 @@
           <w:rFonts w:ascii="Times New Roman" w:hAnsi="Times New Roman" w:cs="Times New Roman"/>
         </w:rPr>
         <w:pict w14:anchorId="3F2D31AA">
-          <v:rect id="_x0000_i1136" style="width:0;height:1.5pt" o:hralign="center" o:hrstd="t" o:hr="t" fillcolor="#a0a0a0" stroked="f"/>
+          <v:rect id="_x0000_i1027" style="width:0;height:1.5pt" o:hralign="center" o:hrstd="t" o:hr="t" fillcolor="#a0a0a0" stroked="f"/>
         </w:pict>
       </w:r>
     </w:p>
@@ -1004,6 +1004,7 @@
       <w:r>
         <w:rPr>
           <w:rFonts w:ascii="Times New Roman" w:hAnsi="Times New Roman" w:cs="Times New Roman"/>
+          <w:noProof/>
         </w:rPr>
         <w:drawing>
           <wp:inline distT="0" distB="0" distL="0" distR="0" wp14:anchorId="6B954043" wp14:editId="3EEA29D3">
@@ -1065,7 +1066,7 @@
           <w:rFonts w:ascii="Times New Roman" w:hAnsi="Times New Roman" w:cs="Times New Roman"/>
         </w:rPr>
         <w:pict w14:anchorId="43D72B16">
-          <v:rect id="_x0000_i1137" style="width:0;height:1.5pt" o:hralign="center" o:hrstd="t" o:hr="t" fillcolor="#a0a0a0" stroked="f"/>
+          <v:rect id="_x0000_i1028" style="width:0;height:1.5pt" o:hralign="center" o:hrstd="t" o:hr="t" fillcolor="#a0a0a0" stroked="f"/>
         </w:pict>
       </w:r>
     </w:p>
@@ -1224,7 +1225,7 @@
         <w:rPr>
           <w:rFonts w:ascii="Times New Roman" w:hAnsi="Times New Roman" w:cs="Times New Roman"/>
         </w:rPr>
-        <w:t xml:space="preserve"> Insight (Page 2–3):</w:t>
+        <w:t xml:space="preserve"> Insight (Page 2):</w:t>
       </w:r>
     </w:p>
     <w:p>
@@ -1269,7 +1270,78 @@
       </w:pPr>
       <w:r>
         <w:rPr>
-          <w:rFonts w:ascii="Times New Roman" w:hAnsi="Times New Roman" w:cs="Times New Roman"/>
+          <w:rFonts w:ascii="Segoe UI Emoji" w:hAnsi="Segoe UI Emoji" w:cs="Segoe UI Emoji"/>
+        </w:rPr>
+        <w:t>📌</w:t>
+      </w:r>
+      <w:r>
+        <w:rPr>
+          <w:rFonts w:ascii="Times New Roman" w:hAnsi="Times New Roman" w:cs="Times New Roman"/>
+        </w:rPr>
+        <w:t xml:space="preserve"> Insight (Page </w:t>
+      </w:r>
+      <w:r>
+        <w:rPr>
+          <w:rFonts w:ascii="Times New Roman" w:hAnsi="Times New Roman" w:cs="Times New Roman"/>
+        </w:rPr>
+        <w:t>3</w:t>
+      </w:r>
+      <w:r>
+        <w:rPr>
+          <w:rFonts w:ascii="Times New Roman" w:hAnsi="Times New Roman" w:cs="Times New Roman"/>
+        </w:rPr>
+        <w:t>):</w:t>
+      </w:r>
+    </w:p>
+    <w:p>
+      <w:pPr>
+        <w:pStyle w:val="ListParagraph"/>
+        <w:numPr>
+          <w:ilvl w:val="0"/>
+          <w:numId w:val="28"/>
+        </w:numPr>
+        <w:rPr>
+          <w:rFonts w:ascii="Times New Roman" w:hAnsi="Times New Roman" w:cs="Times New Roman"/>
+        </w:rPr>
+      </w:pPr>
+      <w:r>
+        <w:rPr>
+          <w:rFonts w:ascii="Times New Roman" w:hAnsi="Times New Roman" w:cs="Times New Roman"/>
+        </w:rPr>
+        <w:t xml:space="preserve">Is using Deneb( </w:t>
+      </w:r>
+      <w:proofErr w:type="spellStart"/>
+      <w:r>
+        <w:rPr>
+          <w:rFonts w:ascii="Times New Roman" w:hAnsi="Times New Roman" w:cs="Times New Roman"/>
+        </w:rPr>
+        <w:t>json</w:t>
+      </w:r>
+      <w:proofErr w:type="spellEnd"/>
+      <w:r>
+        <w:rPr>
+          <w:rFonts w:ascii="Times New Roman" w:hAnsi="Times New Roman" w:cs="Times New Roman"/>
+        </w:rPr>
+        <w:t xml:space="preserve"> code )</w:t>
+      </w:r>
+    </w:p>
+    <w:p>
+      <w:pPr>
+        <w:rPr>
+          <w:rFonts w:ascii="Times New Roman" w:hAnsi="Times New Roman" w:cs="Times New Roman"/>
+        </w:rPr>
+      </w:pPr>
+    </w:p>
+    <w:p>
+      <w:pPr>
+        <w:rPr>
+          <w:rFonts w:ascii="Times New Roman" w:hAnsi="Times New Roman" w:cs="Times New Roman"/>
+        </w:rPr>
+      </w:pPr>
+      <w:r>
+        <w:rPr>
+          <w:rFonts w:ascii="Times New Roman" w:hAnsi="Times New Roman" w:cs="Times New Roman"/>
+          <w:noProof/>
         </w:rPr>
         <w:drawing>
           <wp:inline distT="0" distB="0" distL="0" distR="0" wp14:anchorId="38BB82A5" wp14:editId="4664AA96">
@@ -1336,6 +1408,7 @@
       <w:r>
         <w:rPr>
           <w:rFonts w:ascii="Times New Roman" w:hAnsi="Times New Roman" w:cs="Times New Roman"/>
+          <w:noProof/>
         </w:rPr>
         <w:drawing>
           <wp:inline distT="0" distB="0" distL="0" distR="0" wp14:anchorId="4671134F" wp14:editId="57F4AC14">
@@ -1570,6 +1643,7 @@
       <w:r>
         <w:rPr>
           <w:rFonts w:ascii="Times New Roman" w:hAnsi="Times New Roman" w:cs="Times New Roman"/>
+          <w:noProof/>
         </w:rPr>
         <w:drawing>
           <wp:inline distT="0" distB="0" distL="0" distR="0" wp14:anchorId="38A30F04" wp14:editId="7D0B5D03">
@@ -1631,7 +1705,7 @@
           <w:rFonts w:ascii="Times New Roman" w:hAnsi="Times New Roman" w:cs="Times New Roman"/>
         </w:rPr>
         <w:pict w14:anchorId="0A7702B3">
-          <v:rect id="_x0000_i1139" style="width:0;height:1.5pt" o:hralign="center" o:hrstd="t" o:hr="t" fillcolor="#a0a0a0" stroked="f"/>
+          <v:rect id="_x0000_i1029" style="width:0;height:1.5pt" o:hralign="center" o:hrstd="t" o:hr="t" fillcolor="#a0a0a0" stroked="f"/>
         </w:pict>
       </w:r>
     </w:p>
@@ -1861,6 +1935,7 @@
       <w:r>
         <w:rPr>
           <w:rFonts w:ascii="Times New Roman" w:hAnsi="Times New Roman" w:cs="Times New Roman"/>
+          <w:noProof/>
         </w:rPr>
         <w:drawing>
           <wp:inline distT="0" distB="0" distL="0" distR="0" wp14:anchorId="326B8149" wp14:editId="2A5C9953">
@@ -1922,7 +1997,7 @@
           <w:rFonts w:ascii="Times New Roman" w:hAnsi="Times New Roman" w:cs="Times New Roman"/>
         </w:rPr>
         <w:pict w14:anchorId="12AF42FB">
-          <v:rect id="_x0000_i1140" style="width:0;height:1.5pt" o:hralign="center" o:hrstd="t" o:hr="t" fillcolor="#a0a0a0" stroked="f"/>
+          <v:rect id="_x0000_i1030" style="width:0;height:1.5pt" o:hralign="center" o:hrstd="t" o:hr="t" fillcolor="#a0a0a0" stroked="f"/>
         </w:pict>
       </w:r>
     </w:p>
@@ -2195,6 +2270,7 @@
       <w:r>
         <w:rPr>
           <w:rFonts w:ascii="Times New Roman" w:hAnsi="Times New Roman" w:cs="Times New Roman"/>
+          <w:noProof/>
         </w:rPr>
         <w:drawing>
           <wp:inline distT="0" distB="0" distL="0" distR="0" wp14:anchorId="732F1BF8" wp14:editId="5C855C14">
@@ -2256,7 +2332,7 @@
           <w:rFonts w:ascii="Times New Roman" w:hAnsi="Times New Roman" w:cs="Times New Roman"/>
         </w:rPr>
         <w:pict w14:anchorId="68A94244">
-          <v:rect id="_x0000_i1141" style="width:0;height:1.5pt" o:hralign="center" o:hrstd="t" o:hr="t" fillcolor="#a0a0a0" stroked="f"/>
+          <v:rect id="_x0000_i1031" style="width:0;height:1.5pt" o:hralign="center" o:hrstd="t" o:hr="t" fillcolor="#a0a0a0" stroked="f"/>
         </w:pict>
       </w:r>
     </w:p>
@@ -2520,6 +2596,7 @@
       <w:r>
         <w:rPr>
           <w:rFonts w:ascii="Times New Roman" w:hAnsi="Times New Roman" w:cs="Times New Roman"/>
+          <w:noProof/>
         </w:rPr>
         <w:drawing>
           <wp:inline distT="0" distB="0" distL="0" distR="0" wp14:anchorId="676BF159" wp14:editId="66B96500">
@@ -2581,7 +2658,7 @@
           <w:rFonts w:ascii="Times New Roman" w:hAnsi="Times New Roman" w:cs="Times New Roman"/>
         </w:rPr>
         <w:pict w14:anchorId="4060158D">
-          <v:rect id="_x0000_i1142" style="width:0;height:1.5pt" o:hralign="center" o:hrstd="t" o:hr="t" fillcolor="#a0a0a0" stroked="f"/>
+          <v:rect id="_x0000_i1032" style="width:0;height:1.5pt" o:hralign="center" o:hrstd="t" o:hr="t" fillcolor="#a0a0a0" stroked="f"/>
         </w:pict>
       </w:r>
     </w:p>
@@ -2854,6 +2931,7 @@
       <w:r>
         <w:rPr>
           <w:rFonts w:ascii="Times New Roman" w:hAnsi="Times New Roman" w:cs="Times New Roman"/>
+          <w:noProof/>
         </w:rPr>
         <w:drawing>
           <wp:inline distT="0" distB="0" distL="0" distR="0" wp14:anchorId="6EB37A79" wp14:editId="7C4D3E72">
@@ -2915,7 +2993,7 @@
           <w:rFonts w:ascii="Times New Roman" w:hAnsi="Times New Roman" w:cs="Times New Roman"/>
         </w:rPr>
         <w:pict w14:anchorId="41279CD0">
-          <v:rect id="_x0000_i1143" style="width:0;height:1.5pt" o:hralign="center" o:hrstd="t" o:hr="t" fillcolor="#a0a0a0" stroked="f"/>
+          <v:rect id="_x0000_i1033" style="width:0;height:1.5pt" o:hralign="center" o:hrstd="t" o:hr="t" fillcolor="#a0a0a0" stroked="f"/>
         </w:pict>
       </w:r>
     </w:p>
@@ -3162,7 +3240,7 @@
           <w:rFonts w:ascii="Times New Roman" w:hAnsi="Times New Roman" w:cs="Times New Roman"/>
         </w:rPr>
         <w:pict w14:anchorId="27B7A231">
-          <v:rect id="_x0000_i1144" style="width:0;height:1.5pt" o:hralign="center" o:hrstd="t" o:hr="t" fillcolor="#a0a0a0" stroked="f"/>
+          <v:rect id="_x0000_i1034" style="width:0;height:1.5pt" o:hralign="center" o:hrstd="t" o:hr="t" fillcolor="#a0a0a0" stroked="f"/>
         </w:pict>
       </w:r>
     </w:p>
@@ -3355,7 +3433,7 @@
           <w:rFonts w:ascii="Times New Roman" w:hAnsi="Times New Roman" w:cs="Times New Roman"/>
         </w:rPr>
         <w:pict w14:anchorId="4AD60858">
-          <v:rect id="_x0000_i1145" style="width:0;height:1.5pt" o:hralign="center" o:hrstd="t" o:hr="t" fillcolor="#a0a0a0" stroked="f"/>
+          <v:rect id="_x0000_i1035" style="width:0;height:1.5pt" o:hralign="center" o:hrstd="t" o:hr="t" fillcolor="#a0a0a0" stroked="f"/>
         </w:pict>
       </w:r>
     </w:p>
@@ -3826,7 +3904,7 @@
           <w:rFonts w:ascii="Times New Roman" w:hAnsi="Times New Roman" w:cs="Times New Roman"/>
         </w:rPr>
         <w:pict w14:anchorId="100AE9F2">
-          <v:rect id="_x0000_i1146" style="width:0;height:1.5pt" o:hralign="center" o:hrstd="t" o:hr="t" fillcolor="#a0a0a0" stroked="f"/>
+          <v:rect id="_x0000_i1036" style="width:0;height:1.5pt" o:hralign="center" o:hrstd="t" o:hr="t" fillcolor="#a0a0a0" stroked="f"/>
         </w:pict>
       </w:r>
     </w:p>
@@ -3934,7 +4012,7 @@
           <w:rFonts w:ascii="Times New Roman" w:hAnsi="Times New Roman" w:cs="Times New Roman"/>
         </w:rPr>
         <w:pict w14:anchorId="0DBD9174">
-          <v:rect id="_x0000_i1147" style="width:0;height:1.5pt" o:hralign="center" o:hrstd="t" o:hr="t" fillcolor="#a0a0a0" stroked="f"/>
+          <v:rect id="_x0000_i1037" style="width:0;height:1.5pt" o:hralign="center" o:hrstd="t" o:hr="t" fillcolor="#a0a0a0" stroked="f"/>
         </w:pict>
       </w:r>
     </w:p>
@@ -8057,6 +8135,119 @@
     </w:lvl>
   </w:abstractNum>
   <w:abstractNum w:abstractNumId="26" w15:restartNumberingAfterBreak="0">
+    <w:nsid w:val="7A137A01"/>
+    <w:multiLevelType w:val="hybridMultilevel"/>
+    <w:tmpl w:val="750A80DA"/>
+    <w:lvl w:ilvl="0" w:tplc="04090001">
+      <w:start w:val="1"/>
+      <w:numFmt w:val="bullet"/>
+      <w:lvlText w:val=""/>
+      <w:lvlJc w:val="left"/>
+      <w:pPr>
+        <w:ind w:left="1320" w:hanging="360"/>
+      </w:pPr>
+      <w:rPr>
+        <w:rFonts w:ascii="Symbol" w:hAnsi="Symbol" w:hint="default"/>
+      </w:rPr>
+    </w:lvl>
+    <w:lvl w:ilvl="1" w:tplc="04090003" w:tentative="1">
+      <w:start w:val="1"/>
+      <w:numFmt w:val="bullet"/>
+      <w:lvlText w:val="o"/>
+      <w:lvlJc w:val="left"/>
+      <w:pPr>
+        <w:ind w:left="2040" w:hanging="360"/>
+      </w:pPr>
+      <w:rPr>
+        <w:rFonts w:ascii="Courier New" w:hAnsi="Courier New" w:cs="Courier New" w:hint="default"/>
+      </w:rPr>
+    </w:lvl>
+    <w:lvl w:ilvl="2" w:tplc="04090005" w:tentative="1">
+      <w:start w:val="1"/>
+      <w:numFmt w:val="bullet"/>
+      <w:lvlText w:val=""/>
+      <w:lvlJc w:val="left"/>
+      <w:pPr>
+        <w:ind w:left="2760" w:hanging="360"/>
+      </w:pPr>
+      <w:rPr>
+        <w:rFonts w:ascii="Wingdings" w:hAnsi="Wingdings" w:hint="default"/>
+      </w:rPr>
+    </w:lvl>
+    <w:lvl w:ilvl="3" w:tplc="04090001" w:tentative="1">
+      <w:start w:val="1"/>
+      <w:numFmt w:val="bullet"/>
+      <w:lvlText w:val=""/>
+      <w:lvlJc w:val="left"/>
+      <w:pPr>
+        <w:ind w:left="3480" w:hanging="360"/>
+      </w:pPr>
+      <w:rPr>
+        <w:rFonts w:ascii="Symbol" w:hAnsi="Symbol" w:hint="default"/>
+      </w:rPr>
+    </w:lvl>
+    <w:lvl w:ilvl="4" w:tplc="04090003" w:tentative="1">
+      <w:start w:val="1"/>
+      <w:numFmt w:val="bullet"/>
+      <w:lvlText w:val="o"/>
+      <w:lvlJc w:val="left"/>
+      <w:pPr>
+        <w:ind w:left="4200" w:hanging="360"/>
+      </w:pPr>
+      <w:rPr>
+        <w:rFonts w:ascii="Courier New" w:hAnsi="Courier New" w:cs="Courier New" w:hint="default"/>
+      </w:rPr>
+    </w:lvl>
+    <w:lvl w:ilvl="5" w:tplc="04090005" w:tentative="1">
+      <w:start w:val="1"/>
+      <w:numFmt w:val="bullet"/>
+      <w:lvlText w:val=""/>
+      <w:lvlJc w:val="left"/>
+      <w:pPr>
+        <w:ind w:left="4920" w:hanging="360"/>
+      </w:pPr>
+      <w:rPr>
+        <w:rFonts w:ascii="Wingdings" w:hAnsi="Wingdings" w:hint="default"/>
+      </w:rPr>
+    </w:lvl>
+    <w:lvl w:ilvl="6" w:tplc="04090001" w:tentative="1">
+      <w:start w:val="1"/>
+      <w:numFmt w:val="bullet"/>
+      <w:lvlText w:val=""/>
+      <w:lvlJc w:val="left"/>
+      <w:pPr>
+        <w:ind w:left="5640" w:hanging="360"/>
+      </w:pPr>
+      <w:rPr>
+        <w:rFonts w:ascii="Symbol" w:hAnsi="Symbol" w:hint="default"/>
+      </w:rPr>
+    </w:lvl>
+    <w:lvl w:ilvl="7" w:tplc="04090003" w:tentative="1">
+      <w:start w:val="1"/>
+      <w:numFmt w:val="bullet"/>
+      <w:lvlText w:val="o"/>
+      <w:lvlJc w:val="left"/>
+      <w:pPr>
+        <w:ind w:left="6360" w:hanging="360"/>
+      </w:pPr>
+      <w:rPr>
+        <w:rFonts w:ascii="Courier New" w:hAnsi="Courier New" w:cs="Courier New" w:hint="default"/>
+      </w:rPr>
+    </w:lvl>
+    <w:lvl w:ilvl="8" w:tplc="04090005" w:tentative="1">
+      <w:start w:val="1"/>
+      <w:numFmt w:val="bullet"/>
+      <w:lvlText w:val=""/>
+      <w:lvlJc w:val="left"/>
+      <w:pPr>
+        <w:ind w:left="7080" w:hanging="360"/>
+      </w:pPr>
+      <w:rPr>
+        <w:rFonts w:ascii="Wingdings" w:hAnsi="Wingdings" w:hint="default"/>
+      </w:rPr>
+    </w:lvl>
+  </w:abstractNum>
+  <w:abstractNum w:abstractNumId="27" w15:restartNumberingAfterBreak="0">
     <w:nsid w:val="7E6243C1"/>
     <w:multiLevelType w:val="multilevel"/>
     <w:tmpl w:val="F9CEE0F0"/>
@@ -8266,7 +8457,7 @@
     <w:abstractNumId w:val="16"/>
   </w:num>
   <w:num w:numId="21" w16cid:durableId="2020815974">
-    <w:abstractNumId w:val="26"/>
+    <w:abstractNumId w:val="27"/>
   </w:num>
   <w:num w:numId="22" w16cid:durableId="699281972">
     <w:abstractNumId w:val="24"/>
@@ -8285,6 +8476,9 @@
   </w:num>
   <w:num w:numId="27" w16cid:durableId="1126896265">
     <w:abstractNumId w:val="1"/>
+  </w:num>
+  <w:num w:numId="28" w16cid:durableId="55596113">
+    <w:abstractNumId w:val="26"/>
   </w:num>
 </w:numbering>
 </file>
@@ -8689,6 +8883,7 @@
   <w:style w:type="paragraph" w:default="1" w:styleId="Normal">
     <w:name w:val="Normal"/>
     <w:qFormat/>
+    <w:rsid w:val="00757EF2"/>
   </w:style>
   <w:style w:type="paragraph" w:styleId="Heading1">
     <w:name w:val="heading 1"/>
@@ -8892,6 +9087,7 @@
   <w:style w:type="character" w:default="1" w:styleId="DefaultParagraphFont">
     <w:name w:val="Default Paragraph Font"/>
     <w:uiPriority w:val="1"/>
+    <w:semiHidden/>
     <w:unhideWhenUsed/>
   </w:style>
   <w:style w:type="table" w:default="1" w:styleId="TableNormal">
